--- a/docs/材料/专题学习卷/数学/数学-上海中考大题专项-2022真题-题目卷.docx
+++ b/docs/材料/专题学习卷/数学/数学-上海中考大题专项-2022真题-题目卷.docx
@@ -249,7 +249,7 @@
           <w:b w:val="0"/>
           <w:sz w:val="19"/>
         </w:rPr>
-        <w:t>（22(2)、23、24(2)、25），</w:t>
+        <w:t>（22、23、24、25），</w:t>
       </w:r>
       <w:r>
         <w:rPr>
@@ -292,7 +292,7 @@
           <w:b w:val="0"/>
           <w:sz w:val="20"/>
         </w:rPr>
-        <w:t xml:space="preserve">　　19–22 题各 10 分　　23、24 题各 12 分　　25 题 14 分</w:t>
+        <w:t xml:space="preserve">　　25 题 14 分　　23–24 题各 12 分　　19–22 题各 10 分</w:t>
       </w:r>
     </w:p>
     <w:p>
